--- a/Knowledge/3-Work knowledge/1-Software Engineering/1-Fundamentals/5-My Source/2-Data/2-Data Operations/7-Types of Sanitization/1-Input Cleaning.docx
+++ b/Knowledge/3-Work knowledge/1-Software Engineering/1-Fundamentals/5-My Source/2-Data/2-Data Operations/7-Types of Sanitization/1-Input Cleaning.docx
@@ -21,7 +21,7 @@
     <w:p>
       <w:r>
         <w:rPr>
-          <w:rFonts w:ascii="Arial" w:eastAsia="Arial" w:hAnsi="Arial" w:cs="Arial"/>
+          <w:rFonts w:ascii="Arial" w:hAnsi="Arial"/>
           <w:b/>
           <w:color w:val="000000"/>
           <w:sz w:val="18"/>
@@ -31,27 +31,25 @@
       </w:r>
       <w:r>
         <w:rPr>
-          <w:rFonts w:ascii="Arial" w:eastAsia="Arial" w:hAnsi="Arial" w:cs="Arial"/>
+          <w:rFonts w:ascii="Arial" w:hAnsi="Arial"/>
           <w:color w:val="000000"/>
           <w:sz w:val="18"/>
           <w:highlight w:val="lightGray"/>
         </w:rPr>
         <w:t xml:space="preserve">: Persons Table -&gt; ID Column: 1, </w:t>
       </w:r>
-      <w:proofErr w:type="spellStart"/>
-      <w:r>
-        <w:rPr>
-          <w:rFonts w:ascii="Arial" w:eastAsia="Arial" w:hAnsi="Arial" w:cs="Arial"/>
+      <w:r>
+        <w:rPr>
+          <w:rFonts w:ascii="Arial" w:hAnsi="Arial"/>
           <w:color w:val="000000"/>
           <w:sz w:val="18"/>
           <w:highlight w:val="lightGray"/>
         </w:rPr>
         <w:t>Name_En</w:t>
       </w:r>
-      <w:proofErr w:type="spellEnd"/>
-      <w:r>
-        <w:rPr>
-          <w:rFonts w:ascii="Arial" w:eastAsia="Arial" w:hAnsi="Arial" w:cs="Arial"/>
+      <w:r>
+        <w:rPr>
+          <w:rFonts w:ascii="Arial" w:hAnsi="Arial"/>
           <w:color w:val="000000"/>
           <w:sz w:val="18"/>
           <w:highlight w:val="lightGray"/>
@@ -60,7 +58,7 @@
       </w:r>
       <w:r>
         <w:rPr>
-          <w:rFonts w:ascii="Arial" w:eastAsia="Arial" w:hAnsi="Arial" w:cs="Arial"/>
+          <w:rFonts w:ascii="Arial" w:hAnsi="Arial"/>
           <w:b/>
           <w:color w:val="000000"/>
           <w:sz w:val="18"/>
@@ -70,54 +68,102 @@
       </w:r>
       <w:r>
         <w:rPr>
-          <w:rFonts w:ascii="Arial" w:eastAsia="Arial" w:hAnsi="Arial" w:cs="Arial"/>
+          <w:rFonts w:ascii="Arial" w:hAnsi="Arial"/>
           <w:color w:val="000000"/>
           <w:sz w:val="18"/>
           <w:highlight w:val="lightGray"/>
         </w:rPr>
         <w:t xml:space="preserve"> [</w:t>
       </w:r>
-      <w:proofErr w:type="spellStart"/>
-      <w:r>
-        <w:rPr>
-          <w:rFonts w:ascii="Arial" w:eastAsia="Arial" w:hAnsi="Arial" w:cs="Arial"/>
-          <w:color w:val="000000"/>
-          <w:sz w:val="18"/>
-          <w:highlight w:val="lightGray"/>
-        </w:rPr>
-        <w:t>Chatgpt</w:t>
-      </w:r>
-      <w:proofErr w:type="spellEnd"/>
-      <w:r>
-        <w:rPr>
-          <w:rFonts w:ascii="Arial" w:eastAsia="Arial" w:hAnsi="Arial" w:cs="Arial"/>
-          <w:color w:val="000000"/>
-          <w:sz w:val="18"/>
-          <w:highlight w:val="lightGray"/>
-        </w:rPr>
-        <w:t xml:space="preserve"> (GPT</w:t>
-      </w:r>
-      <w:r>
-        <w:rPr>
-          <w:rFonts w:ascii="Cambria Math" w:eastAsia="Cambria Math" w:hAnsi="Cambria Math" w:cs="Cambria Math"/>
-          <w:color w:val="000000"/>
-          <w:sz w:val="18"/>
-          <w:highlight w:val="lightGray"/>
-        </w:rPr>
-        <w:t>‑</w:t>
-      </w:r>
-      <w:r>
-        <w:rPr>
-          <w:rFonts w:ascii="Arial" w:eastAsia="Arial" w:hAnsi="Arial" w:cs="Arial"/>
-          <w:color w:val="000000"/>
-          <w:sz w:val="18"/>
-          <w:highlight w:val="lightGray"/>
-        </w:rPr>
-        <w:t xml:space="preserve">5 Mini)] </w:t>
-      </w:r>
-      <w:r>
-        <w:rPr>
-          <w:rFonts w:ascii="Arial" w:eastAsia="Arial" w:hAnsi="Arial" w:cs="Arial"/>
+      <w:r>
+        <w:rPr>
+          <w:rFonts w:ascii="Arial" w:hAnsi="Arial" w:eastAsia="Arial" w:cs="Arial"/>
+          <w:b w:val="0"/>
+          <w:i w:val="0"/>
+          <w:color w:val="000000"/>
+          <w:sz w:val="18"/>
+          <w:highlight w:val="lightGray"/>
+        </w:rPr>
+        <w:t>C</w:t>
+      </w:r>
+      <w:r>
+        <w:rPr>
+          <w:rFonts w:ascii="Arial" w:hAnsi="Arial" w:eastAsia="Arial" w:cs="Arial"/>
+          <w:b w:val="0"/>
+          <w:i w:val="0"/>
+          <w:color w:val="000000"/>
+          <w:sz w:val="18"/>
+          <w:highlight w:val="lightGray"/>
+        </w:rPr>
+        <w:t>h</w:t>
+      </w:r>
+      <w:r>
+        <w:rPr>
+          <w:rFonts w:ascii="Arial" w:hAnsi="Arial" w:eastAsia="Arial" w:cs="Arial"/>
+          <w:b w:val="0"/>
+          <w:i w:val="0"/>
+          <w:color w:val="000000"/>
+          <w:sz w:val="18"/>
+          <w:highlight w:val="lightGray"/>
+        </w:rPr>
+        <w:t>a</w:t>
+      </w:r>
+      <w:r>
+        <w:rPr>
+          <w:rFonts w:ascii="Arial" w:hAnsi="Arial" w:eastAsia="Arial" w:cs="Arial"/>
+          <w:b w:val="0"/>
+          <w:i w:val="0"/>
+          <w:color w:val="000000"/>
+          <w:sz w:val="18"/>
+          <w:highlight w:val="lightGray"/>
+        </w:rPr>
+        <w:t>t</w:t>
+      </w:r>
+      <w:r>
+        <w:rPr>
+          <w:rFonts w:ascii="Arial" w:hAnsi="Arial" w:eastAsia="Arial" w:cs="Arial"/>
+          <w:b w:val="0"/>
+          <w:i w:val="0"/>
+          <w:color w:val="000000"/>
+          <w:sz w:val="18"/>
+          <w:highlight w:val="lightGray"/>
+        </w:rPr>
+        <w:t>G</w:t>
+      </w:r>
+      <w:r>
+        <w:rPr>
+          <w:rFonts w:ascii="Arial" w:hAnsi="Arial" w:eastAsia="Arial" w:cs="Arial"/>
+          <w:b w:val="0"/>
+          <w:i w:val="0"/>
+          <w:color w:val="000000"/>
+          <w:sz w:val="18"/>
+          <w:highlight w:val="lightGray"/>
+        </w:rPr>
+        <w:t>P</w:t>
+      </w:r>
+      <w:r>
+        <w:rPr>
+          <w:rFonts w:ascii="Arial" w:hAnsi="Arial" w:eastAsia="Arial" w:cs="Arial"/>
+          <w:b w:val="0"/>
+          <w:i w:val="0"/>
+          <w:color w:val="000000"/>
+          <w:sz w:val="18"/>
+          <w:highlight w:val="lightGray"/>
+        </w:rPr>
+        <w:t>T</w:t>
+      </w:r>
+      <w:r>
+        <w:rPr>
+          <w:rFonts w:ascii="Arial" w:hAnsi="Arial"/>
+          <w:color w:val="000000"/>
+          <w:sz w:val="18"/>
+          <w:highlight w:val="lightGray"/>
+        </w:rPr>
+        <w:t xml:space="preserve">] </w:t>
+      </w:r>
+      <w:r>
+        <w:rPr>
+          <w:rFonts w:ascii="Arial" w:hAnsi="Arial"/>
           <w:b/>
           <w:color w:val="000000"/>
           <w:sz w:val="18"/>
@@ -127,7 +173,7 @@
       </w:r>
       <w:r>
         <w:rPr>
-          <w:rFonts w:ascii="Arial" w:eastAsia="Arial" w:hAnsi="Arial" w:cs="Arial"/>
+          <w:rFonts w:ascii="Arial" w:hAnsi="Arial"/>
           <w:color w:val="000000"/>
           <w:sz w:val="18"/>
           <w:highlight w:val="lightGray"/>
@@ -201,7 +247,7 @@
     <w:p>
       <w:r>
         <w:rPr>
-          <w:rFonts w:ascii="Arial" w:eastAsia="Arial" w:hAnsi="Arial" w:cs="Arial"/>
+          <w:rFonts w:ascii="Arial" w:hAnsi="Arial"/>
           <w:b/>
           <w:color w:val="000000"/>
           <w:sz w:val="18"/>
@@ -211,27 +257,25 @@
       </w:r>
       <w:r>
         <w:rPr>
-          <w:rFonts w:ascii="Arial" w:eastAsia="Arial" w:hAnsi="Arial" w:cs="Arial"/>
+          <w:rFonts w:ascii="Arial" w:hAnsi="Arial"/>
           <w:color w:val="000000"/>
           <w:sz w:val="18"/>
           <w:highlight w:val="lightGray"/>
         </w:rPr>
         <w:t xml:space="preserve">: Persons Table -&gt; ID Column: 1, </w:t>
       </w:r>
-      <w:proofErr w:type="spellStart"/>
-      <w:r>
-        <w:rPr>
-          <w:rFonts w:ascii="Arial" w:eastAsia="Arial" w:hAnsi="Arial" w:cs="Arial"/>
+      <w:r>
+        <w:rPr>
+          <w:rFonts w:ascii="Arial" w:hAnsi="Arial"/>
           <w:color w:val="000000"/>
           <w:sz w:val="18"/>
           <w:highlight w:val="lightGray"/>
         </w:rPr>
         <w:t>Name_En</w:t>
       </w:r>
-      <w:proofErr w:type="spellEnd"/>
-      <w:r>
-        <w:rPr>
-          <w:rFonts w:ascii="Arial" w:eastAsia="Arial" w:hAnsi="Arial" w:cs="Arial"/>
+      <w:r>
+        <w:rPr>
+          <w:rFonts w:ascii="Arial" w:hAnsi="Arial"/>
           <w:color w:val="000000"/>
           <w:sz w:val="18"/>
           <w:highlight w:val="lightGray"/>
@@ -240,7 +284,7 @@
       </w:r>
       <w:r>
         <w:rPr>
-          <w:rFonts w:ascii="Arial" w:eastAsia="Arial" w:hAnsi="Arial" w:cs="Arial"/>
+          <w:rFonts w:ascii="Arial" w:hAnsi="Arial"/>
           <w:b/>
           <w:color w:val="000000"/>
           <w:sz w:val="18"/>
@@ -250,54 +294,102 @@
       </w:r>
       <w:r>
         <w:rPr>
-          <w:rFonts w:ascii="Arial" w:eastAsia="Arial" w:hAnsi="Arial" w:cs="Arial"/>
+          <w:rFonts w:ascii="Arial" w:hAnsi="Arial"/>
           <w:color w:val="000000"/>
           <w:sz w:val="18"/>
           <w:highlight w:val="lightGray"/>
         </w:rPr>
         <w:t xml:space="preserve"> [</w:t>
       </w:r>
-      <w:proofErr w:type="spellStart"/>
-      <w:r>
-        <w:rPr>
-          <w:rFonts w:ascii="Arial" w:eastAsia="Arial" w:hAnsi="Arial" w:cs="Arial"/>
-          <w:color w:val="000000"/>
-          <w:sz w:val="18"/>
-          <w:highlight w:val="lightGray"/>
-        </w:rPr>
-        <w:t>Chatgpt</w:t>
-      </w:r>
-      <w:proofErr w:type="spellEnd"/>
-      <w:r>
-        <w:rPr>
-          <w:rFonts w:ascii="Arial" w:eastAsia="Arial" w:hAnsi="Arial" w:cs="Arial"/>
-          <w:color w:val="000000"/>
-          <w:sz w:val="18"/>
-          <w:highlight w:val="lightGray"/>
-        </w:rPr>
-        <w:t xml:space="preserve"> (GPT</w:t>
-      </w:r>
-      <w:r>
-        <w:rPr>
-          <w:rFonts w:ascii="Cambria Math" w:eastAsia="Cambria Math" w:hAnsi="Cambria Math" w:cs="Cambria Math"/>
-          <w:color w:val="000000"/>
-          <w:sz w:val="18"/>
-          <w:highlight w:val="lightGray"/>
-        </w:rPr>
-        <w:t>‑</w:t>
-      </w:r>
-      <w:r>
-        <w:rPr>
-          <w:rFonts w:ascii="Arial" w:eastAsia="Arial" w:hAnsi="Arial" w:cs="Arial"/>
-          <w:color w:val="000000"/>
-          <w:sz w:val="18"/>
-          <w:highlight w:val="lightGray"/>
-        </w:rPr>
-        <w:t xml:space="preserve">5 Mini)] </w:t>
-      </w:r>
-      <w:r>
-        <w:rPr>
-          <w:rFonts w:ascii="Arial" w:eastAsia="Arial" w:hAnsi="Arial" w:cs="Arial"/>
+      <w:r>
+        <w:rPr>
+          <w:rFonts w:ascii="Arial" w:hAnsi="Arial" w:eastAsia="Arial" w:cs="Arial"/>
+          <w:b w:val="0"/>
+          <w:i w:val="0"/>
+          <w:color w:val="000000"/>
+          <w:sz w:val="18"/>
+          <w:highlight w:val="lightGray"/>
+        </w:rPr>
+        <w:t>C</w:t>
+      </w:r>
+      <w:r>
+        <w:rPr>
+          <w:rFonts w:ascii="Arial" w:hAnsi="Arial" w:eastAsia="Arial" w:cs="Arial"/>
+          <w:b w:val="0"/>
+          <w:i w:val="0"/>
+          <w:color w:val="000000"/>
+          <w:sz w:val="18"/>
+          <w:highlight w:val="lightGray"/>
+        </w:rPr>
+        <w:t>h</w:t>
+      </w:r>
+      <w:r>
+        <w:rPr>
+          <w:rFonts w:ascii="Arial" w:hAnsi="Arial" w:eastAsia="Arial" w:cs="Arial"/>
+          <w:b w:val="0"/>
+          <w:i w:val="0"/>
+          <w:color w:val="000000"/>
+          <w:sz w:val="18"/>
+          <w:highlight w:val="lightGray"/>
+        </w:rPr>
+        <w:t>a</w:t>
+      </w:r>
+      <w:r>
+        <w:rPr>
+          <w:rFonts w:ascii="Arial" w:hAnsi="Arial" w:eastAsia="Arial" w:cs="Arial"/>
+          <w:b w:val="0"/>
+          <w:i w:val="0"/>
+          <w:color w:val="000000"/>
+          <w:sz w:val="18"/>
+          <w:highlight w:val="lightGray"/>
+        </w:rPr>
+        <w:t>t</w:t>
+      </w:r>
+      <w:r>
+        <w:rPr>
+          <w:rFonts w:ascii="Arial" w:hAnsi="Arial" w:eastAsia="Arial" w:cs="Arial"/>
+          <w:b w:val="0"/>
+          <w:i w:val="0"/>
+          <w:color w:val="000000"/>
+          <w:sz w:val="18"/>
+          <w:highlight w:val="lightGray"/>
+        </w:rPr>
+        <w:t>G</w:t>
+      </w:r>
+      <w:r>
+        <w:rPr>
+          <w:rFonts w:ascii="Arial" w:hAnsi="Arial" w:eastAsia="Arial" w:cs="Arial"/>
+          <w:b w:val="0"/>
+          <w:i w:val="0"/>
+          <w:color w:val="000000"/>
+          <w:sz w:val="18"/>
+          <w:highlight w:val="lightGray"/>
+        </w:rPr>
+        <w:t>P</w:t>
+      </w:r>
+      <w:r>
+        <w:rPr>
+          <w:rFonts w:ascii="Arial" w:hAnsi="Arial" w:eastAsia="Arial" w:cs="Arial"/>
+          <w:b w:val="0"/>
+          <w:i w:val="0"/>
+          <w:color w:val="000000"/>
+          <w:sz w:val="18"/>
+          <w:highlight w:val="lightGray"/>
+        </w:rPr>
+        <w:t>T</w:t>
+      </w:r>
+      <w:r>
+        <w:rPr>
+          <w:rFonts w:ascii="Arial" w:hAnsi="Arial"/>
+          <w:color w:val="000000"/>
+          <w:sz w:val="18"/>
+          <w:highlight w:val="lightGray"/>
+        </w:rPr>
+        <w:t xml:space="preserve">] </w:t>
+      </w:r>
+      <w:r>
+        <w:rPr>
+          <w:rFonts w:ascii="Arial" w:hAnsi="Arial"/>
           <w:b/>
           <w:color w:val="000000"/>
           <w:sz w:val="18"/>
@@ -307,7 +399,7 @@
       </w:r>
       <w:r>
         <w:rPr>
-          <w:rFonts w:ascii="Arial" w:eastAsia="Arial" w:hAnsi="Arial" w:cs="Arial"/>
+          <w:rFonts w:ascii="Arial" w:hAnsi="Arial"/>
           <w:color w:val="000000"/>
           <w:sz w:val="18"/>
           <w:highlight w:val="lightGray"/>
@@ -354,7 +446,7 @@
     <w:p>
       <w:r>
         <w:rPr>
-          <w:rFonts w:ascii="Arial" w:eastAsia="Arial" w:hAnsi="Arial" w:cs="Arial"/>
+          <w:rFonts w:ascii="Arial" w:hAnsi="Arial"/>
           <w:b/>
           <w:color w:val="000000"/>
           <w:sz w:val="18"/>
@@ -364,27 +456,25 @@
       </w:r>
       <w:r>
         <w:rPr>
-          <w:rFonts w:ascii="Arial" w:eastAsia="Arial" w:hAnsi="Arial" w:cs="Arial"/>
+          <w:rFonts w:ascii="Arial" w:hAnsi="Arial"/>
           <w:color w:val="000000"/>
           <w:sz w:val="18"/>
           <w:highlight w:val="lightGray"/>
         </w:rPr>
         <w:t xml:space="preserve">: Persons Table -&gt; ID Column: 1, </w:t>
       </w:r>
-      <w:proofErr w:type="spellStart"/>
-      <w:r>
-        <w:rPr>
-          <w:rFonts w:ascii="Arial" w:eastAsia="Arial" w:hAnsi="Arial" w:cs="Arial"/>
+      <w:r>
+        <w:rPr>
+          <w:rFonts w:ascii="Arial" w:hAnsi="Arial"/>
           <w:color w:val="000000"/>
           <w:sz w:val="18"/>
           <w:highlight w:val="lightGray"/>
         </w:rPr>
         <w:t>Name_En</w:t>
       </w:r>
-      <w:proofErr w:type="spellEnd"/>
-      <w:r>
-        <w:rPr>
-          <w:rFonts w:ascii="Arial" w:eastAsia="Arial" w:hAnsi="Arial" w:cs="Arial"/>
+      <w:r>
+        <w:rPr>
+          <w:rFonts w:ascii="Arial" w:hAnsi="Arial"/>
           <w:color w:val="000000"/>
           <w:sz w:val="18"/>
           <w:highlight w:val="lightGray"/>
@@ -393,7 +483,7 @@
       </w:r>
       <w:r>
         <w:rPr>
-          <w:rFonts w:ascii="Arial" w:eastAsia="Arial" w:hAnsi="Arial" w:cs="Arial"/>
+          <w:rFonts w:ascii="Arial" w:hAnsi="Arial"/>
           <w:b/>
           <w:color w:val="000000"/>
           <w:sz w:val="18"/>
@@ -403,54 +493,102 @@
       </w:r>
       <w:r>
         <w:rPr>
-          <w:rFonts w:ascii="Arial" w:eastAsia="Arial" w:hAnsi="Arial" w:cs="Arial"/>
+          <w:rFonts w:ascii="Arial" w:hAnsi="Arial"/>
           <w:color w:val="000000"/>
           <w:sz w:val="18"/>
           <w:highlight w:val="lightGray"/>
         </w:rPr>
         <w:t xml:space="preserve"> [</w:t>
       </w:r>
-      <w:proofErr w:type="spellStart"/>
-      <w:r>
-        <w:rPr>
-          <w:rFonts w:ascii="Arial" w:eastAsia="Arial" w:hAnsi="Arial" w:cs="Arial"/>
-          <w:color w:val="000000"/>
-          <w:sz w:val="18"/>
-          <w:highlight w:val="lightGray"/>
-        </w:rPr>
-        <w:t>Chatgpt</w:t>
-      </w:r>
-      <w:proofErr w:type="spellEnd"/>
-      <w:r>
-        <w:rPr>
-          <w:rFonts w:ascii="Arial" w:eastAsia="Arial" w:hAnsi="Arial" w:cs="Arial"/>
-          <w:color w:val="000000"/>
-          <w:sz w:val="18"/>
-          <w:highlight w:val="lightGray"/>
-        </w:rPr>
-        <w:t xml:space="preserve"> (GPT</w:t>
-      </w:r>
-      <w:r>
-        <w:rPr>
-          <w:rFonts w:ascii="Cambria Math" w:eastAsia="Cambria Math" w:hAnsi="Cambria Math" w:cs="Cambria Math"/>
-          <w:color w:val="000000"/>
-          <w:sz w:val="18"/>
-          <w:highlight w:val="lightGray"/>
-        </w:rPr>
-        <w:t>‑</w:t>
-      </w:r>
-      <w:r>
-        <w:rPr>
-          <w:rFonts w:ascii="Arial" w:eastAsia="Arial" w:hAnsi="Arial" w:cs="Arial"/>
-          <w:color w:val="000000"/>
-          <w:sz w:val="18"/>
-          <w:highlight w:val="lightGray"/>
-        </w:rPr>
-        <w:t xml:space="preserve">5 Mini)] </w:t>
-      </w:r>
-      <w:r>
-        <w:rPr>
-          <w:rFonts w:ascii="Arial" w:eastAsia="Arial" w:hAnsi="Arial" w:cs="Arial"/>
+      <w:r>
+        <w:rPr>
+          <w:rFonts w:ascii="Arial" w:hAnsi="Arial" w:eastAsia="Arial" w:cs="Arial"/>
+          <w:b w:val="0"/>
+          <w:i w:val="0"/>
+          <w:color w:val="000000"/>
+          <w:sz w:val="18"/>
+          <w:highlight w:val="lightGray"/>
+        </w:rPr>
+        <w:t>C</w:t>
+      </w:r>
+      <w:r>
+        <w:rPr>
+          <w:rFonts w:ascii="Arial" w:hAnsi="Arial" w:eastAsia="Arial" w:cs="Arial"/>
+          <w:b w:val="0"/>
+          <w:i w:val="0"/>
+          <w:color w:val="000000"/>
+          <w:sz w:val="18"/>
+          <w:highlight w:val="lightGray"/>
+        </w:rPr>
+        <w:t>h</w:t>
+      </w:r>
+      <w:r>
+        <w:rPr>
+          <w:rFonts w:ascii="Arial" w:hAnsi="Arial" w:eastAsia="Arial" w:cs="Arial"/>
+          <w:b w:val="0"/>
+          <w:i w:val="0"/>
+          <w:color w:val="000000"/>
+          <w:sz w:val="18"/>
+          <w:highlight w:val="lightGray"/>
+        </w:rPr>
+        <w:t>a</w:t>
+      </w:r>
+      <w:r>
+        <w:rPr>
+          <w:rFonts w:ascii="Arial" w:hAnsi="Arial" w:eastAsia="Arial" w:cs="Arial"/>
+          <w:b w:val="0"/>
+          <w:i w:val="0"/>
+          <w:color w:val="000000"/>
+          <w:sz w:val="18"/>
+          <w:highlight w:val="lightGray"/>
+        </w:rPr>
+        <w:t>t</w:t>
+      </w:r>
+      <w:r>
+        <w:rPr>
+          <w:rFonts w:ascii="Arial" w:hAnsi="Arial" w:eastAsia="Arial" w:cs="Arial"/>
+          <w:b w:val="0"/>
+          <w:i w:val="0"/>
+          <w:color w:val="000000"/>
+          <w:sz w:val="18"/>
+          <w:highlight w:val="lightGray"/>
+        </w:rPr>
+        <w:t>G</w:t>
+      </w:r>
+      <w:r>
+        <w:rPr>
+          <w:rFonts w:ascii="Arial" w:hAnsi="Arial" w:eastAsia="Arial" w:cs="Arial"/>
+          <w:b w:val="0"/>
+          <w:i w:val="0"/>
+          <w:color w:val="000000"/>
+          <w:sz w:val="18"/>
+          <w:highlight w:val="lightGray"/>
+        </w:rPr>
+        <w:t>P</w:t>
+      </w:r>
+      <w:r>
+        <w:rPr>
+          <w:rFonts w:ascii="Arial" w:hAnsi="Arial" w:eastAsia="Arial" w:cs="Arial"/>
+          <w:b w:val="0"/>
+          <w:i w:val="0"/>
+          <w:color w:val="000000"/>
+          <w:sz w:val="18"/>
+          <w:highlight w:val="lightGray"/>
+        </w:rPr>
+        <w:t>T</w:t>
+      </w:r>
+      <w:r>
+        <w:rPr>
+          <w:rFonts w:ascii="Arial" w:hAnsi="Arial"/>
+          <w:color w:val="000000"/>
+          <w:sz w:val="18"/>
+          <w:highlight w:val="lightGray"/>
+        </w:rPr>
+        <w:t xml:space="preserve">] </w:t>
+      </w:r>
+      <w:r>
+        <w:rPr>
+          <w:rFonts w:ascii="Arial" w:hAnsi="Arial"/>
           <w:b/>
           <w:color w:val="000000"/>
           <w:sz w:val="18"/>
@@ -460,7 +598,7 @@
       </w:r>
       <w:r>
         <w:rPr>
-          <w:rFonts w:ascii="Arial" w:eastAsia="Arial" w:hAnsi="Arial" w:cs="Arial"/>
+          <w:rFonts w:ascii="Arial" w:hAnsi="Arial"/>
           <w:color w:val="000000"/>
           <w:sz w:val="18"/>
           <w:highlight w:val="lightGray"/>
@@ -535,7 +673,7 @@
     <w:p>
       <w:r>
         <w:rPr>
-          <w:rFonts w:ascii="Arial" w:eastAsia="Arial" w:hAnsi="Arial" w:cs="Arial"/>
+          <w:rFonts w:ascii="Arial" w:hAnsi="Arial"/>
           <w:b/>
           <w:color w:val="000000"/>
           <w:sz w:val="18"/>
@@ -545,27 +683,25 @@
       </w:r>
       <w:r>
         <w:rPr>
-          <w:rFonts w:ascii="Arial" w:eastAsia="Arial" w:hAnsi="Arial" w:cs="Arial"/>
+          <w:rFonts w:ascii="Arial" w:hAnsi="Arial"/>
           <w:color w:val="000000"/>
           <w:sz w:val="18"/>
           <w:highlight w:val="lightGray"/>
         </w:rPr>
         <w:t xml:space="preserve">: Persons Table -&gt; ID Column: 1, </w:t>
       </w:r>
-      <w:proofErr w:type="spellStart"/>
-      <w:r>
-        <w:rPr>
-          <w:rFonts w:ascii="Arial" w:eastAsia="Arial" w:hAnsi="Arial" w:cs="Arial"/>
+      <w:r>
+        <w:rPr>
+          <w:rFonts w:ascii="Arial" w:hAnsi="Arial"/>
           <w:color w:val="000000"/>
           <w:sz w:val="18"/>
           <w:highlight w:val="lightGray"/>
         </w:rPr>
         <w:t>Name_En</w:t>
       </w:r>
-      <w:proofErr w:type="spellEnd"/>
-      <w:r>
-        <w:rPr>
-          <w:rFonts w:ascii="Arial" w:eastAsia="Arial" w:hAnsi="Arial" w:cs="Arial"/>
+      <w:r>
+        <w:rPr>
+          <w:rFonts w:ascii="Arial" w:hAnsi="Arial"/>
           <w:color w:val="000000"/>
           <w:sz w:val="18"/>
           <w:highlight w:val="lightGray"/>
@@ -574,7 +710,7 @@
       </w:r>
       <w:r>
         <w:rPr>
-          <w:rFonts w:ascii="Arial" w:eastAsia="Arial" w:hAnsi="Arial" w:cs="Arial"/>
+          <w:rFonts w:ascii="Arial" w:hAnsi="Arial"/>
           <w:b/>
           <w:color w:val="000000"/>
           <w:sz w:val="18"/>
@@ -584,54 +720,102 @@
       </w:r>
       <w:r>
         <w:rPr>
-          <w:rFonts w:ascii="Arial" w:eastAsia="Arial" w:hAnsi="Arial" w:cs="Arial"/>
+          <w:rFonts w:ascii="Arial" w:hAnsi="Arial"/>
           <w:color w:val="000000"/>
           <w:sz w:val="18"/>
           <w:highlight w:val="lightGray"/>
         </w:rPr>
         <w:t xml:space="preserve"> [</w:t>
       </w:r>
-      <w:proofErr w:type="spellStart"/>
-      <w:r>
-        <w:rPr>
-          <w:rFonts w:ascii="Arial" w:eastAsia="Arial" w:hAnsi="Arial" w:cs="Arial"/>
-          <w:color w:val="000000"/>
-          <w:sz w:val="18"/>
-          <w:highlight w:val="lightGray"/>
-        </w:rPr>
-        <w:t>Chatgpt</w:t>
-      </w:r>
-      <w:proofErr w:type="spellEnd"/>
-      <w:r>
-        <w:rPr>
-          <w:rFonts w:ascii="Arial" w:eastAsia="Arial" w:hAnsi="Arial" w:cs="Arial"/>
-          <w:color w:val="000000"/>
-          <w:sz w:val="18"/>
-          <w:highlight w:val="lightGray"/>
-        </w:rPr>
-        <w:t xml:space="preserve"> (GPT</w:t>
-      </w:r>
-      <w:r>
-        <w:rPr>
-          <w:rFonts w:ascii="Cambria Math" w:eastAsia="Cambria Math" w:hAnsi="Cambria Math" w:cs="Cambria Math"/>
-          <w:color w:val="000000"/>
-          <w:sz w:val="18"/>
-          <w:highlight w:val="lightGray"/>
-        </w:rPr>
-        <w:t>‑</w:t>
-      </w:r>
-      <w:r>
-        <w:rPr>
-          <w:rFonts w:ascii="Arial" w:eastAsia="Arial" w:hAnsi="Arial" w:cs="Arial"/>
-          <w:color w:val="000000"/>
-          <w:sz w:val="18"/>
-          <w:highlight w:val="lightGray"/>
-        </w:rPr>
-        <w:t xml:space="preserve">5 Mini)] </w:t>
-      </w:r>
-      <w:r>
-        <w:rPr>
-          <w:rFonts w:ascii="Arial" w:eastAsia="Arial" w:hAnsi="Arial" w:cs="Arial"/>
+      <w:r>
+        <w:rPr>
+          <w:rFonts w:ascii="Arial" w:hAnsi="Arial" w:eastAsia="Arial" w:cs="Arial"/>
+          <w:b w:val="0"/>
+          <w:i w:val="0"/>
+          <w:color w:val="000000"/>
+          <w:sz w:val="18"/>
+          <w:highlight w:val="lightGray"/>
+        </w:rPr>
+        <w:t>C</w:t>
+      </w:r>
+      <w:r>
+        <w:rPr>
+          <w:rFonts w:ascii="Arial" w:hAnsi="Arial" w:eastAsia="Arial" w:cs="Arial"/>
+          <w:b w:val="0"/>
+          <w:i w:val="0"/>
+          <w:color w:val="000000"/>
+          <w:sz w:val="18"/>
+          <w:highlight w:val="lightGray"/>
+        </w:rPr>
+        <w:t>h</w:t>
+      </w:r>
+      <w:r>
+        <w:rPr>
+          <w:rFonts w:ascii="Arial" w:hAnsi="Arial" w:eastAsia="Arial" w:cs="Arial"/>
+          <w:b w:val="0"/>
+          <w:i w:val="0"/>
+          <w:color w:val="000000"/>
+          <w:sz w:val="18"/>
+          <w:highlight w:val="lightGray"/>
+        </w:rPr>
+        <w:t>a</w:t>
+      </w:r>
+      <w:r>
+        <w:rPr>
+          <w:rFonts w:ascii="Arial" w:hAnsi="Arial" w:eastAsia="Arial" w:cs="Arial"/>
+          <w:b w:val="0"/>
+          <w:i w:val="0"/>
+          <w:color w:val="000000"/>
+          <w:sz w:val="18"/>
+          <w:highlight w:val="lightGray"/>
+        </w:rPr>
+        <w:t>t</w:t>
+      </w:r>
+      <w:r>
+        <w:rPr>
+          <w:rFonts w:ascii="Arial" w:hAnsi="Arial" w:eastAsia="Arial" w:cs="Arial"/>
+          <w:b w:val="0"/>
+          <w:i w:val="0"/>
+          <w:color w:val="000000"/>
+          <w:sz w:val="18"/>
+          <w:highlight w:val="lightGray"/>
+        </w:rPr>
+        <w:t>G</w:t>
+      </w:r>
+      <w:r>
+        <w:rPr>
+          <w:rFonts w:ascii="Arial" w:hAnsi="Arial" w:eastAsia="Arial" w:cs="Arial"/>
+          <w:b w:val="0"/>
+          <w:i w:val="0"/>
+          <w:color w:val="000000"/>
+          <w:sz w:val="18"/>
+          <w:highlight w:val="lightGray"/>
+        </w:rPr>
+        <w:t>P</w:t>
+      </w:r>
+      <w:r>
+        <w:rPr>
+          <w:rFonts w:ascii="Arial" w:hAnsi="Arial" w:eastAsia="Arial" w:cs="Arial"/>
+          <w:b w:val="0"/>
+          <w:i w:val="0"/>
+          <w:color w:val="000000"/>
+          <w:sz w:val="18"/>
+          <w:highlight w:val="lightGray"/>
+        </w:rPr>
+        <w:t>T</w:t>
+      </w:r>
+      <w:r>
+        <w:rPr>
+          <w:rFonts w:ascii="Arial" w:hAnsi="Arial"/>
+          <w:color w:val="000000"/>
+          <w:sz w:val="18"/>
+          <w:highlight w:val="lightGray"/>
+        </w:rPr>
+        <w:t xml:space="preserve">] </w:t>
+      </w:r>
+      <w:r>
+        <w:rPr>
+          <w:rFonts w:ascii="Arial" w:hAnsi="Arial"/>
           <w:b/>
           <w:color w:val="000000"/>
           <w:sz w:val="18"/>
@@ -641,7 +825,7 @@
       </w:r>
       <w:r>
         <w:rPr>
-          <w:rFonts w:ascii="Arial" w:eastAsia="Arial" w:hAnsi="Arial" w:cs="Arial"/>
+          <w:rFonts w:ascii="Arial" w:hAnsi="Arial"/>
           <w:color w:val="000000"/>
           <w:sz w:val="18"/>
           <w:highlight w:val="lightGray"/>
@@ -710,7 +894,7 @@
     <w:p>
       <w:r>
         <w:rPr>
-          <w:rFonts w:ascii="Arial" w:eastAsia="Arial" w:hAnsi="Arial" w:cs="Arial"/>
+          <w:rFonts w:ascii="Arial" w:hAnsi="Arial"/>
           <w:b/>
           <w:color w:val="000000"/>
           <w:sz w:val="18"/>
@@ -720,27 +904,25 @@
       </w:r>
       <w:r>
         <w:rPr>
-          <w:rFonts w:ascii="Arial" w:eastAsia="Arial" w:hAnsi="Arial" w:cs="Arial"/>
+          <w:rFonts w:ascii="Arial" w:hAnsi="Arial"/>
           <w:color w:val="000000"/>
           <w:sz w:val="18"/>
           <w:highlight w:val="lightGray"/>
         </w:rPr>
         <w:t xml:space="preserve">: Persons Table -&gt; ID Column: 1, </w:t>
       </w:r>
-      <w:proofErr w:type="spellStart"/>
-      <w:r>
-        <w:rPr>
-          <w:rFonts w:ascii="Arial" w:eastAsia="Arial" w:hAnsi="Arial" w:cs="Arial"/>
+      <w:r>
+        <w:rPr>
+          <w:rFonts w:ascii="Arial" w:hAnsi="Arial"/>
           <w:color w:val="000000"/>
           <w:sz w:val="18"/>
           <w:highlight w:val="lightGray"/>
         </w:rPr>
         <w:t>Name_En</w:t>
       </w:r>
-      <w:proofErr w:type="spellEnd"/>
-      <w:r>
-        <w:rPr>
-          <w:rFonts w:ascii="Arial" w:eastAsia="Arial" w:hAnsi="Arial" w:cs="Arial"/>
+      <w:r>
+        <w:rPr>
+          <w:rFonts w:ascii="Arial" w:hAnsi="Arial"/>
           <w:color w:val="000000"/>
           <w:sz w:val="18"/>
           <w:highlight w:val="lightGray"/>
@@ -749,7 +931,7 @@
       </w:r>
       <w:r>
         <w:rPr>
-          <w:rFonts w:ascii="Arial" w:eastAsia="Arial" w:hAnsi="Arial" w:cs="Arial"/>
+          <w:rFonts w:ascii="Arial" w:hAnsi="Arial"/>
           <w:b/>
           <w:color w:val="000000"/>
           <w:sz w:val="18"/>
@@ -759,54 +941,102 @@
       </w:r>
       <w:r>
         <w:rPr>
-          <w:rFonts w:ascii="Arial" w:eastAsia="Arial" w:hAnsi="Arial" w:cs="Arial"/>
+          <w:rFonts w:ascii="Arial" w:hAnsi="Arial"/>
           <w:color w:val="000000"/>
           <w:sz w:val="18"/>
           <w:highlight w:val="lightGray"/>
         </w:rPr>
         <w:t xml:space="preserve"> [</w:t>
       </w:r>
-      <w:proofErr w:type="spellStart"/>
-      <w:r>
-        <w:rPr>
-          <w:rFonts w:ascii="Arial" w:eastAsia="Arial" w:hAnsi="Arial" w:cs="Arial"/>
-          <w:color w:val="000000"/>
-          <w:sz w:val="18"/>
-          <w:highlight w:val="lightGray"/>
-        </w:rPr>
-        <w:t>Chatgpt</w:t>
-      </w:r>
-      <w:proofErr w:type="spellEnd"/>
-      <w:r>
-        <w:rPr>
-          <w:rFonts w:ascii="Arial" w:eastAsia="Arial" w:hAnsi="Arial" w:cs="Arial"/>
-          <w:color w:val="000000"/>
-          <w:sz w:val="18"/>
-          <w:highlight w:val="lightGray"/>
-        </w:rPr>
-        <w:t xml:space="preserve"> (GPT</w:t>
-      </w:r>
-      <w:r>
-        <w:rPr>
-          <w:rFonts w:ascii="Cambria Math" w:eastAsia="Cambria Math" w:hAnsi="Cambria Math" w:cs="Cambria Math"/>
-          <w:color w:val="000000"/>
-          <w:sz w:val="18"/>
-          <w:highlight w:val="lightGray"/>
-        </w:rPr>
-        <w:t>‑</w:t>
-      </w:r>
-      <w:r>
-        <w:rPr>
-          <w:rFonts w:ascii="Arial" w:eastAsia="Arial" w:hAnsi="Arial" w:cs="Arial"/>
-          <w:color w:val="000000"/>
-          <w:sz w:val="18"/>
-          <w:highlight w:val="lightGray"/>
-        </w:rPr>
-        <w:t xml:space="preserve">5 Mini)] </w:t>
-      </w:r>
-      <w:r>
-        <w:rPr>
-          <w:rFonts w:ascii="Arial" w:eastAsia="Arial" w:hAnsi="Arial" w:cs="Arial"/>
+      <w:r>
+        <w:rPr>
+          <w:rFonts w:ascii="Arial" w:hAnsi="Arial" w:eastAsia="Arial" w:cs="Arial"/>
+          <w:b w:val="0"/>
+          <w:i w:val="0"/>
+          <w:color w:val="000000"/>
+          <w:sz w:val="18"/>
+          <w:highlight w:val="lightGray"/>
+        </w:rPr>
+        <w:t>C</w:t>
+      </w:r>
+      <w:r>
+        <w:rPr>
+          <w:rFonts w:ascii="Arial" w:hAnsi="Arial" w:eastAsia="Arial" w:cs="Arial"/>
+          <w:b w:val="0"/>
+          <w:i w:val="0"/>
+          <w:color w:val="000000"/>
+          <w:sz w:val="18"/>
+          <w:highlight w:val="lightGray"/>
+        </w:rPr>
+        <w:t>h</w:t>
+      </w:r>
+      <w:r>
+        <w:rPr>
+          <w:rFonts w:ascii="Arial" w:hAnsi="Arial" w:eastAsia="Arial" w:cs="Arial"/>
+          <w:b w:val="0"/>
+          <w:i w:val="0"/>
+          <w:color w:val="000000"/>
+          <w:sz w:val="18"/>
+          <w:highlight w:val="lightGray"/>
+        </w:rPr>
+        <w:t>a</w:t>
+      </w:r>
+      <w:r>
+        <w:rPr>
+          <w:rFonts w:ascii="Arial" w:hAnsi="Arial" w:eastAsia="Arial" w:cs="Arial"/>
+          <w:b w:val="0"/>
+          <w:i w:val="0"/>
+          <w:color w:val="000000"/>
+          <w:sz w:val="18"/>
+          <w:highlight w:val="lightGray"/>
+        </w:rPr>
+        <w:t>t</w:t>
+      </w:r>
+      <w:r>
+        <w:rPr>
+          <w:rFonts w:ascii="Arial" w:hAnsi="Arial" w:eastAsia="Arial" w:cs="Arial"/>
+          <w:b w:val="0"/>
+          <w:i w:val="0"/>
+          <w:color w:val="000000"/>
+          <w:sz w:val="18"/>
+          <w:highlight w:val="lightGray"/>
+        </w:rPr>
+        <w:t>G</w:t>
+      </w:r>
+      <w:r>
+        <w:rPr>
+          <w:rFonts w:ascii="Arial" w:hAnsi="Arial" w:eastAsia="Arial" w:cs="Arial"/>
+          <w:b w:val="0"/>
+          <w:i w:val="0"/>
+          <w:color w:val="000000"/>
+          <w:sz w:val="18"/>
+          <w:highlight w:val="lightGray"/>
+        </w:rPr>
+        <w:t>P</w:t>
+      </w:r>
+      <w:r>
+        <w:rPr>
+          <w:rFonts w:ascii="Arial" w:hAnsi="Arial" w:eastAsia="Arial" w:cs="Arial"/>
+          <w:b w:val="0"/>
+          <w:i w:val="0"/>
+          <w:color w:val="000000"/>
+          <w:sz w:val="18"/>
+          <w:highlight w:val="lightGray"/>
+        </w:rPr>
+        <w:t>T</w:t>
+      </w:r>
+      <w:r>
+        <w:rPr>
+          <w:rFonts w:ascii="Arial" w:hAnsi="Arial"/>
+          <w:color w:val="000000"/>
+          <w:sz w:val="18"/>
+          <w:highlight w:val="lightGray"/>
+        </w:rPr>
+        <w:t xml:space="preserve">] </w:t>
+      </w:r>
+      <w:r>
+        <w:rPr>
+          <w:rFonts w:ascii="Arial" w:hAnsi="Arial"/>
           <w:b/>
           <w:color w:val="000000"/>
           <w:sz w:val="18"/>
@@ -816,7 +1046,7 @@
       </w:r>
       <w:r>
         <w:rPr>
-          <w:rFonts w:ascii="Arial" w:eastAsia="Arial" w:hAnsi="Arial" w:cs="Arial"/>
+          <w:rFonts w:ascii="Arial" w:hAnsi="Arial"/>
           <w:color w:val="000000"/>
           <w:sz w:val="18"/>
           <w:highlight w:val="lightGray"/>
@@ -1056,7 +1286,7 @@
     <w:p>
       <w:r>
         <w:rPr>
-          <w:rFonts w:ascii="Arial" w:eastAsia="Arial" w:hAnsi="Arial" w:cs="Arial"/>
+          <w:rFonts w:ascii="Arial" w:hAnsi="Arial"/>
           <w:b/>
           <w:color w:val="000000"/>
           <w:sz w:val="18"/>
@@ -1066,27 +1296,25 @@
       </w:r>
       <w:r>
         <w:rPr>
-          <w:rFonts w:ascii="Arial" w:eastAsia="Arial" w:hAnsi="Arial" w:cs="Arial"/>
+          <w:rFonts w:ascii="Arial" w:hAnsi="Arial"/>
           <w:color w:val="000000"/>
           <w:sz w:val="18"/>
           <w:highlight w:val="lightGray"/>
         </w:rPr>
         <w:t xml:space="preserve">: Persons Table -&gt; ID Column: 1, </w:t>
       </w:r>
-      <w:proofErr w:type="spellStart"/>
-      <w:r>
-        <w:rPr>
-          <w:rFonts w:ascii="Arial" w:eastAsia="Arial" w:hAnsi="Arial" w:cs="Arial"/>
+      <w:r>
+        <w:rPr>
+          <w:rFonts w:ascii="Arial" w:hAnsi="Arial"/>
           <w:color w:val="000000"/>
           <w:sz w:val="18"/>
           <w:highlight w:val="lightGray"/>
         </w:rPr>
         <w:t>Name_En</w:t>
       </w:r>
-      <w:proofErr w:type="spellEnd"/>
-      <w:r>
-        <w:rPr>
-          <w:rFonts w:ascii="Arial" w:eastAsia="Arial" w:hAnsi="Arial" w:cs="Arial"/>
+      <w:r>
+        <w:rPr>
+          <w:rFonts w:ascii="Arial" w:hAnsi="Arial"/>
           <w:color w:val="000000"/>
           <w:sz w:val="18"/>
           <w:highlight w:val="lightGray"/>
@@ -1095,7 +1323,7 @@
       </w:r>
       <w:r>
         <w:rPr>
-          <w:rFonts w:ascii="Arial" w:eastAsia="Arial" w:hAnsi="Arial" w:cs="Arial"/>
+          <w:rFonts w:ascii="Arial" w:hAnsi="Arial"/>
           <w:b/>
           <w:color w:val="000000"/>
           <w:sz w:val="18"/>
@@ -1105,54 +1333,102 @@
       </w:r>
       <w:r>
         <w:rPr>
-          <w:rFonts w:ascii="Arial" w:eastAsia="Arial" w:hAnsi="Arial" w:cs="Arial"/>
+          <w:rFonts w:ascii="Arial" w:hAnsi="Arial"/>
           <w:color w:val="000000"/>
           <w:sz w:val="18"/>
           <w:highlight w:val="lightGray"/>
         </w:rPr>
         <w:t xml:space="preserve"> [</w:t>
       </w:r>
-      <w:proofErr w:type="spellStart"/>
-      <w:r>
-        <w:rPr>
-          <w:rFonts w:ascii="Arial" w:eastAsia="Arial" w:hAnsi="Arial" w:cs="Arial"/>
-          <w:color w:val="000000"/>
-          <w:sz w:val="18"/>
-          <w:highlight w:val="lightGray"/>
-        </w:rPr>
-        <w:t>Chatgpt</w:t>
-      </w:r>
-      <w:proofErr w:type="spellEnd"/>
-      <w:r>
-        <w:rPr>
-          <w:rFonts w:ascii="Arial" w:eastAsia="Arial" w:hAnsi="Arial" w:cs="Arial"/>
-          <w:color w:val="000000"/>
-          <w:sz w:val="18"/>
-          <w:highlight w:val="lightGray"/>
-        </w:rPr>
-        <w:t xml:space="preserve"> (GPT</w:t>
-      </w:r>
-      <w:r>
-        <w:rPr>
-          <w:rFonts w:ascii="Cambria Math" w:eastAsia="Cambria Math" w:hAnsi="Cambria Math" w:cs="Cambria Math"/>
-          <w:color w:val="000000"/>
-          <w:sz w:val="18"/>
-          <w:highlight w:val="lightGray"/>
-        </w:rPr>
-        <w:t>‑</w:t>
-      </w:r>
-      <w:r>
-        <w:rPr>
-          <w:rFonts w:ascii="Arial" w:eastAsia="Arial" w:hAnsi="Arial" w:cs="Arial"/>
-          <w:color w:val="000000"/>
-          <w:sz w:val="18"/>
-          <w:highlight w:val="lightGray"/>
-        </w:rPr>
-        <w:t xml:space="preserve">5 Mini)] </w:t>
-      </w:r>
-      <w:r>
-        <w:rPr>
-          <w:rFonts w:ascii="Arial" w:eastAsia="Arial" w:hAnsi="Arial" w:cs="Arial"/>
+      <w:r>
+        <w:rPr>
+          <w:rFonts w:ascii="Arial" w:hAnsi="Arial" w:eastAsia="Arial" w:cs="Arial"/>
+          <w:b w:val="0"/>
+          <w:i w:val="0"/>
+          <w:color w:val="000000"/>
+          <w:sz w:val="18"/>
+          <w:highlight w:val="lightGray"/>
+        </w:rPr>
+        <w:t>C</w:t>
+      </w:r>
+      <w:r>
+        <w:rPr>
+          <w:rFonts w:ascii="Arial" w:hAnsi="Arial" w:eastAsia="Arial" w:cs="Arial"/>
+          <w:b w:val="0"/>
+          <w:i w:val="0"/>
+          <w:color w:val="000000"/>
+          <w:sz w:val="18"/>
+          <w:highlight w:val="lightGray"/>
+        </w:rPr>
+        <w:t>h</w:t>
+      </w:r>
+      <w:r>
+        <w:rPr>
+          <w:rFonts w:ascii="Arial" w:hAnsi="Arial" w:eastAsia="Arial" w:cs="Arial"/>
+          <w:b w:val="0"/>
+          <w:i w:val="0"/>
+          <w:color w:val="000000"/>
+          <w:sz w:val="18"/>
+          <w:highlight w:val="lightGray"/>
+        </w:rPr>
+        <w:t>a</w:t>
+      </w:r>
+      <w:r>
+        <w:rPr>
+          <w:rFonts w:ascii="Arial" w:hAnsi="Arial" w:eastAsia="Arial" w:cs="Arial"/>
+          <w:b w:val="0"/>
+          <w:i w:val="0"/>
+          <w:color w:val="000000"/>
+          <w:sz w:val="18"/>
+          <w:highlight w:val="lightGray"/>
+        </w:rPr>
+        <w:t>t</w:t>
+      </w:r>
+      <w:r>
+        <w:rPr>
+          <w:rFonts w:ascii="Arial" w:hAnsi="Arial" w:eastAsia="Arial" w:cs="Arial"/>
+          <w:b w:val="0"/>
+          <w:i w:val="0"/>
+          <w:color w:val="000000"/>
+          <w:sz w:val="18"/>
+          <w:highlight w:val="lightGray"/>
+        </w:rPr>
+        <w:t>G</w:t>
+      </w:r>
+      <w:r>
+        <w:rPr>
+          <w:rFonts w:ascii="Arial" w:hAnsi="Arial" w:eastAsia="Arial" w:cs="Arial"/>
+          <w:b w:val="0"/>
+          <w:i w:val="0"/>
+          <w:color w:val="000000"/>
+          <w:sz w:val="18"/>
+          <w:highlight w:val="lightGray"/>
+        </w:rPr>
+        <w:t>P</w:t>
+      </w:r>
+      <w:r>
+        <w:rPr>
+          <w:rFonts w:ascii="Arial" w:hAnsi="Arial" w:eastAsia="Arial" w:cs="Arial"/>
+          <w:b w:val="0"/>
+          <w:i w:val="0"/>
+          <w:color w:val="000000"/>
+          <w:sz w:val="18"/>
+          <w:highlight w:val="lightGray"/>
+        </w:rPr>
+        <w:t>T</w:t>
+      </w:r>
+      <w:r>
+        <w:rPr>
+          <w:rFonts w:ascii="Arial" w:hAnsi="Arial"/>
+          <w:color w:val="000000"/>
+          <w:sz w:val="18"/>
+          <w:highlight w:val="lightGray"/>
+        </w:rPr>
+        <w:t xml:space="preserve">] </w:t>
+      </w:r>
+      <w:r>
+        <w:rPr>
+          <w:rFonts w:ascii="Arial" w:hAnsi="Arial"/>
           <w:b/>
           <w:color w:val="000000"/>
           <w:sz w:val="18"/>
@@ -1162,7 +1438,7 @@
       </w:r>
       <w:r>
         <w:rPr>
-          <w:rFonts w:ascii="Arial" w:eastAsia="Arial" w:hAnsi="Arial" w:cs="Arial"/>
+          <w:rFonts w:ascii="Arial" w:hAnsi="Arial"/>
           <w:color w:val="000000"/>
           <w:sz w:val="18"/>
           <w:highlight w:val="lightGray"/>
@@ -1231,7 +1507,7 @@
     <w:p>
       <w:r>
         <w:rPr>
-          <w:rFonts w:ascii="Arial" w:eastAsia="Arial" w:hAnsi="Arial" w:cs="Arial"/>
+          <w:rFonts w:ascii="Arial" w:hAnsi="Arial"/>
           <w:b/>
           <w:color w:val="000000"/>
           <w:sz w:val="18"/>
@@ -1241,27 +1517,25 @@
       </w:r>
       <w:r>
         <w:rPr>
-          <w:rFonts w:ascii="Arial" w:eastAsia="Arial" w:hAnsi="Arial" w:cs="Arial"/>
+          <w:rFonts w:ascii="Arial" w:hAnsi="Arial"/>
           <w:color w:val="000000"/>
           <w:sz w:val="18"/>
           <w:highlight w:val="lightGray"/>
         </w:rPr>
         <w:t xml:space="preserve">: Persons Table -&gt; ID Column: 1, </w:t>
       </w:r>
-      <w:proofErr w:type="spellStart"/>
-      <w:r>
-        <w:rPr>
-          <w:rFonts w:ascii="Arial" w:eastAsia="Arial" w:hAnsi="Arial" w:cs="Arial"/>
+      <w:r>
+        <w:rPr>
+          <w:rFonts w:ascii="Arial" w:hAnsi="Arial"/>
           <w:color w:val="000000"/>
           <w:sz w:val="18"/>
           <w:highlight w:val="lightGray"/>
         </w:rPr>
         <w:t>Name_En</w:t>
       </w:r>
-      <w:proofErr w:type="spellEnd"/>
-      <w:r>
-        <w:rPr>
-          <w:rFonts w:ascii="Arial" w:eastAsia="Arial" w:hAnsi="Arial" w:cs="Arial"/>
+      <w:r>
+        <w:rPr>
+          <w:rFonts w:ascii="Arial" w:hAnsi="Arial"/>
           <w:color w:val="000000"/>
           <w:sz w:val="18"/>
           <w:highlight w:val="lightGray"/>
@@ -1270,7 +1544,7 @@
       </w:r>
       <w:r>
         <w:rPr>
-          <w:rFonts w:ascii="Arial" w:eastAsia="Arial" w:hAnsi="Arial" w:cs="Arial"/>
+          <w:rFonts w:ascii="Arial" w:hAnsi="Arial"/>
           <w:b/>
           <w:color w:val="000000"/>
           <w:sz w:val="18"/>
@@ -1280,54 +1554,102 @@
       </w:r>
       <w:r>
         <w:rPr>
-          <w:rFonts w:ascii="Arial" w:eastAsia="Arial" w:hAnsi="Arial" w:cs="Arial"/>
+          <w:rFonts w:ascii="Arial" w:hAnsi="Arial"/>
           <w:color w:val="000000"/>
           <w:sz w:val="18"/>
           <w:highlight w:val="lightGray"/>
         </w:rPr>
         <w:t xml:space="preserve"> [</w:t>
       </w:r>
-      <w:proofErr w:type="spellStart"/>
-      <w:r>
-        <w:rPr>
-          <w:rFonts w:ascii="Arial" w:eastAsia="Arial" w:hAnsi="Arial" w:cs="Arial"/>
-          <w:color w:val="000000"/>
-          <w:sz w:val="18"/>
-          <w:highlight w:val="lightGray"/>
-        </w:rPr>
-        <w:t>Chatgpt</w:t>
-      </w:r>
-      <w:proofErr w:type="spellEnd"/>
-      <w:r>
-        <w:rPr>
-          <w:rFonts w:ascii="Arial" w:eastAsia="Arial" w:hAnsi="Arial" w:cs="Arial"/>
-          <w:color w:val="000000"/>
-          <w:sz w:val="18"/>
-          <w:highlight w:val="lightGray"/>
-        </w:rPr>
-        <w:t xml:space="preserve"> (GPT</w:t>
-      </w:r>
-      <w:r>
-        <w:rPr>
-          <w:rFonts w:ascii="Cambria Math" w:eastAsia="Cambria Math" w:hAnsi="Cambria Math" w:cs="Cambria Math"/>
-          <w:color w:val="000000"/>
-          <w:sz w:val="18"/>
-          <w:highlight w:val="lightGray"/>
-        </w:rPr>
-        <w:t>‑</w:t>
-      </w:r>
-      <w:r>
-        <w:rPr>
-          <w:rFonts w:ascii="Arial" w:eastAsia="Arial" w:hAnsi="Arial" w:cs="Arial"/>
-          <w:color w:val="000000"/>
-          <w:sz w:val="18"/>
-          <w:highlight w:val="lightGray"/>
-        </w:rPr>
-        <w:t xml:space="preserve">5 Mini)] </w:t>
-      </w:r>
-      <w:r>
-        <w:rPr>
-          <w:rFonts w:ascii="Arial" w:eastAsia="Arial" w:hAnsi="Arial" w:cs="Arial"/>
+      <w:r>
+        <w:rPr>
+          <w:rFonts w:ascii="Arial" w:hAnsi="Arial" w:eastAsia="Arial" w:cs="Arial"/>
+          <w:b w:val="0"/>
+          <w:i w:val="0"/>
+          <w:color w:val="000000"/>
+          <w:sz w:val="18"/>
+          <w:highlight w:val="lightGray"/>
+        </w:rPr>
+        <w:t>C</w:t>
+      </w:r>
+      <w:r>
+        <w:rPr>
+          <w:rFonts w:ascii="Arial" w:hAnsi="Arial" w:eastAsia="Arial" w:cs="Arial"/>
+          <w:b w:val="0"/>
+          <w:i w:val="0"/>
+          <w:color w:val="000000"/>
+          <w:sz w:val="18"/>
+          <w:highlight w:val="lightGray"/>
+        </w:rPr>
+        <w:t>h</w:t>
+      </w:r>
+      <w:r>
+        <w:rPr>
+          <w:rFonts w:ascii="Arial" w:hAnsi="Arial" w:eastAsia="Arial" w:cs="Arial"/>
+          <w:b w:val="0"/>
+          <w:i w:val="0"/>
+          <w:color w:val="000000"/>
+          <w:sz w:val="18"/>
+          <w:highlight w:val="lightGray"/>
+        </w:rPr>
+        <w:t>a</w:t>
+      </w:r>
+      <w:r>
+        <w:rPr>
+          <w:rFonts w:ascii="Arial" w:hAnsi="Arial" w:eastAsia="Arial" w:cs="Arial"/>
+          <w:b w:val="0"/>
+          <w:i w:val="0"/>
+          <w:color w:val="000000"/>
+          <w:sz w:val="18"/>
+          <w:highlight w:val="lightGray"/>
+        </w:rPr>
+        <w:t>t</w:t>
+      </w:r>
+      <w:r>
+        <w:rPr>
+          <w:rFonts w:ascii="Arial" w:hAnsi="Arial" w:eastAsia="Arial" w:cs="Arial"/>
+          <w:b w:val="0"/>
+          <w:i w:val="0"/>
+          <w:color w:val="000000"/>
+          <w:sz w:val="18"/>
+          <w:highlight w:val="lightGray"/>
+        </w:rPr>
+        <w:t>G</w:t>
+      </w:r>
+      <w:r>
+        <w:rPr>
+          <w:rFonts w:ascii="Arial" w:hAnsi="Arial" w:eastAsia="Arial" w:cs="Arial"/>
+          <w:b w:val="0"/>
+          <w:i w:val="0"/>
+          <w:color w:val="000000"/>
+          <w:sz w:val="18"/>
+          <w:highlight w:val="lightGray"/>
+        </w:rPr>
+        <w:t>P</w:t>
+      </w:r>
+      <w:r>
+        <w:rPr>
+          <w:rFonts w:ascii="Arial" w:hAnsi="Arial" w:eastAsia="Arial" w:cs="Arial"/>
+          <w:b w:val="0"/>
+          <w:i w:val="0"/>
+          <w:color w:val="000000"/>
+          <w:sz w:val="18"/>
+          <w:highlight w:val="lightGray"/>
+        </w:rPr>
+        <w:t>T</w:t>
+      </w:r>
+      <w:r>
+        <w:rPr>
+          <w:rFonts w:ascii="Arial" w:hAnsi="Arial"/>
+          <w:color w:val="000000"/>
+          <w:sz w:val="18"/>
+          <w:highlight w:val="lightGray"/>
+        </w:rPr>
+        <w:t xml:space="preserve">] </w:t>
+      </w:r>
+      <w:r>
+        <w:rPr>
+          <w:rFonts w:ascii="Arial" w:hAnsi="Arial"/>
           <w:b/>
           <w:color w:val="000000"/>
           <w:sz w:val="18"/>
@@ -1337,7 +1659,7 @@
       </w:r>
       <w:r>
         <w:rPr>
-          <w:rFonts w:ascii="Arial" w:eastAsia="Arial" w:hAnsi="Arial" w:cs="Arial"/>
+          <w:rFonts w:ascii="Arial" w:hAnsi="Arial"/>
           <w:color w:val="000000"/>
           <w:sz w:val="18"/>
           <w:highlight w:val="lightGray"/>
@@ -1398,7 +1720,7 @@
     <w:p>
       <w:r>
         <w:rPr>
-          <w:rFonts w:ascii="Arial" w:eastAsia="Arial" w:hAnsi="Arial" w:cs="Arial"/>
+          <w:rFonts w:ascii="Arial" w:hAnsi="Arial"/>
           <w:b/>
           <w:color w:val="000000"/>
           <w:sz w:val="18"/>
@@ -1408,27 +1730,25 @@
       </w:r>
       <w:r>
         <w:rPr>
-          <w:rFonts w:ascii="Arial" w:eastAsia="Arial" w:hAnsi="Arial" w:cs="Arial"/>
+          <w:rFonts w:ascii="Arial" w:hAnsi="Arial"/>
           <w:color w:val="000000"/>
           <w:sz w:val="18"/>
           <w:highlight w:val="lightGray"/>
         </w:rPr>
         <w:t xml:space="preserve">: Persons Table -&gt; ID Column: 1, </w:t>
       </w:r>
-      <w:proofErr w:type="spellStart"/>
-      <w:r>
-        <w:rPr>
-          <w:rFonts w:ascii="Arial" w:eastAsia="Arial" w:hAnsi="Arial" w:cs="Arial"/>
+      <w:r>
+        <w:rPr>
+          <w:rFonts w:ascii="Arial" w:hAnsi="Arial"/>
           <w:color w:val="000000"/>
           <w:sz w:val="18"/>
           <w:highlight w:val="lightGray"/>
         </w:rPr>
         <w:t>Name_En</w:t>
       </w:r>
-      <w:proofErr w:type="spellEnd"/>
-      <w:r>
-        <w:rPr>
-          <w:rFonts w:ascii="Arial" w:eastAsia="Arial" w:hAnsi="Arial" w:cs="Arial"/>
+      <w:r>
+        <w:rPr>
+          <w:rFonts w:ascii="Arial" w:hAnsi="Arial"/>
           <w:color w:val="000000"/>
           <w:sz w:val="18"/>
           <w:highlight w:val="lightGray"/>
@@ -1437,7 +1757,7 @@
       </w:r>
       <w:r>
         <w:rPr>
-          <w:rFonts w:ascii="Arial" w:eastAsia="Arial" w:hAnsi="Arial" w:cs="Arial"/>
+          <w:rFonts w:ascii="Arial" w:hAnsi="Arial"/>
           <w:b/>
           <w:color w:val="000000"/>
           <w:sz w:val="18"/>
@@ -1447,54 +1767,102 @@
       </w:r>
       <w:r>
         <w:rPr>
-          <w:rFonts w:ascii="Arial" w:eastAsia="Arial" w:hAnsi="Arial" w:cs="Arial"/>
+          <w:rFonts w:ascii="Arial" w:hAnsi="Arial"/>
           <w:color w:val="000000"/>
           <w:sz w:val="18"/>
           <w:highlight w:val="lightGray"/>
         </w:rPr>
         <w:t xml:space="preserve"> [</w:t>
       </w:r>
-      <w:proofErr w:type="spellStart"/>
-      <w:r>
-        <w:rPr>
-          <w:rFonts w:ascii="Arial" w:eastAsia="Arial" w:hAnsi="Arial" w:cs="Arial"/>
-          <w:color w:val="000000"/>
-          <w:sz w:val="18"/>
-          <w:highlight w:val="lightGray"/>
-        </w:rPr>
-        <w:t>Chatgpt</w:t>
-      </w:r>
-      <w:proofErr w:type="spellEnd"/>
-      <w:r>
-        <w:rPr>
-          <w:rFonts w:ascii="Arial" w:eastAsia="Arial" w:hAnsi="Arial" w:cs="Arial"/>
-          <w:color w:val="000000"/>
-          <w:sz w:val="18"/>
-          <w:highlight w:val="lightGray"/>
-        </w:rPr>
-        <w:t xml:space="preserve"> (GPT</w:t>
-      </w:r>
-      <w:r>
-        <w:rPr>
-          <w:rFonts w:ascii="Cambria Math" w:eastAsia="Cambria Math" w:hAnsi="Cambria Math" w:cs="Cambria Math"/>
-          <w:color w:val="000000"/>
-          <w:sz w:val="18"/>
-          <w:highlight w:val="lightGray"/>
-        </w:rPr>
-        <w:t>‑</w:t>
-      </w:r>
-      <w:r>
-        <w:rPr>
-          <w:rFonts w:ascii="Arial" w:eastAsia="Arial" w:hAnsi="Arial" w:cs="Arial"/>
-          <w:color w:val="000000"/>
-          <w:sz w:val="18"/>
-          <w:highlight w:val="lightGray"/>
-        </w:rPr>
-        <w:t xml:space="preserve">5 Mini)] </w:t>
-      </w:r>
-      <w:r>
-        <w:rPr>
-          <w:rFonts w:ascii="Arial" w:eastAsia="Arial" w:hAnsi="Arial" w:cs="Arial"/>
+      <w:r>
+        <w:rPr>
+          <w:rFonts w:ascii="Arial" w:hAnsi="Arial" w:eastAsia="Arial" w:cs="Arial"/>
+          <w:b w:val="0"/>
+          <w:i w:val="0"/>
+          <w:color w:val="000000"/>
+          <w:sz w:val="18"/>
+          <w:highlight w:val="lightGray"/>
+        </w:rPr>
+        <w:t>C</w:t>
+      </w:r>
+      <w:r>
+        <w:rPr>
+          <w:rFonts w:ascii="Arial" w:hAnsi="Arial" w:eastAsia="Arial" w:cs="Arial"/>
+          <w:b w:val="0"/>
+          <w:i w:val="0"/>
+          <w:color w:val="000000"/>
+          <w:sz w:val="18"/>
+          <w:highlight w:val="lightGray"/>
+        </w:rPr>
+        <w:t>h</w:t>
+      </w:r>
+      <w:r>
+        <w:rPr>
+          <w:rFonts w:ascii="Arial" w:hAnsi="Arial" w:eastAsia="Arial" w:cs="Arial"/>
+          <w:b w:val="0"/>
+          <w:i w:val="0"/>
+          <w:color w:val="000000"/>
+          <w:sz w:val="18"/>
+          <w:highlight w:val="lightGray"/>
+        </w:rPr>
+        <w:t>a</w:t>
+      </w:r>
+      <w:r>
+        <w:rPr>
+          <w:rFonts w:ascii="Arial" w:hAnsi="Arial" w:eastAsia="Arial" w:cs="Arial"/>
+          <w:b w:val="0"/>
+          <w:i w:val="0"/>
+          <w:color w:val="000000"/>
+          <w:sz w:val="18"/>
+          <w:highlight w:val="lightGray"/>
+        </w:rPr>
+        <w:t>t</w:t>
+      </w:r>
+      <w:r>
+        <w:rPr>
+          <w:rFonts w:ascii="Arial" w:hAnsi="Arial" w:eastAsia="Arial" w:cs="Arial"/>
+          <w:b w:val="0"/>
+          <w:i w:val="0"/>
+          <w:color w:val="000000"/>
+          <w:sz w:val="18"/>
+          <w:highlight w:val="lightGray"/>
+        </w:rPr>
+        <w:t>G</w:t>
+      </w:r>
+      <w:r>
+        <w:rPr>
+          <w:rFonts w:ascii="Arial" w:hAnsi="Arial" w:eastAsia="Arial" w:cs="Arial"/>
+          <w:b w:val="0"/>
+          <w:i w:val="0"/>
+          <w:color w:val="000000"/>
+          <w:sz w:val="18"/>
+          <w:highlight w:val="lightGray"/>
+        </w:rPr>
+        <w:t>P</w:t>
+      </w:r>
+      <w:r>
+        <w:rPr>
+          <w:rFonts w:ascii="Arial" w:hAnsi="Arial" w:eastAsia="Arial" w:cs="Arial"/>
+          <w:b w:val="0"/>
+          <w:i w:val="0"/>
+          <w:color w:val="000000"/>
+          <w:sz w:val="18"/>
+          <w:highlight w:val="lightGray"/>
+        </w:rPr>
+        <w:t>T</w:t>
+      </w:r>
+      <w:r>
+        <w:rPr>
+          <w:rFonts w:ascii="Arial" w:hAnsi="Arial"/>
+          <w:color w:val="000000"/>
+          <w:sz w:val="18"/>
+          <w:highlight w:val="lightGray"/>
+        </w:rPr>
+        <w:t xml:space="preserve">] </w:t>
+      </w:r>
+      <w:r>
+        <w:rPr>
+          <w:rFonts w:ascii="Arial" w:hAnsi="Arial"/>
           <w:b/>
           <w:color w:val="000000"/>
           <w:sz w:val="18"/>
@@ -1504,7 +1872,7 @@
       </w:r>
       <w:r>
         <w:rPr>
-          <w:rFonts w:ascii="Arial" w:eastAsia="Arial" w:hAnsi="Arial" w:cs="Arial"/>
+          <w:rFonts w:ascii="Arial" w:hAnsi="Arial"/>
           <w:color w:val="000000"/>
           <w:sz w:val="18"/>
           <w:highlight w:val="lightGray"/>
